--- a/GOAL_Website_Project.docx
+++ b/GOAL_Website_Project.docx
@@ -664,8 +664,6 @@
         </w:rPr>
         <w:t>Hình ảnh</w:t>
       </w:r>
-      <w:bookmarkStart w:id="0" w:name="_GoBack"/>
-      <w:bookmarkEnd w:id="0"/>
     </w:p>
     <w:p>
       <w:pPr>
@@ -1120,6 +1118,523 @@
     </w:p>
     <w:p>
       <w:pPr>
+        <w:rPr>
+          <w:rFonts w:asciiTheme="majorHAnsi" w:hAnsiTheme="majorHAnsi" w:cstheme="majorHAnsi"/>
+          <w:sz w:val="32"/>
+          <w:szCs w:val="32"/>
+        </w:rPr>
+      </w:pPr>
+      <w:r>
+        <w:rPr>
+          <w:rFonts w:asciiTheme="majorHAnsi" w:hAnsiTheme="majorHAnsi" w:cstheme="majorHAnsi"/>
+          <w:noProof/>
+          <w:sz w:val="32"/>
+          <w:szCs w:val="32"/>
+          <w:lang w:eastAsia="zh-CN"/>
+        </w:rPr>
+        <w:t>Ư</w:t>
+      </w:r>
+      <w:r>
+        <w:rPr>
+          <w:rFonts w:asciiTheme="majorHAnsi" w:hAnsiTheme="majorHAnsi" w:cstheme="majorHAnsi"/>
+          <w:noProof/>
+          <w:sz w:val="32"/>
+          <w:szCs w:val="32"/>
+          <w:lang w:eastAsia="zh-CN"/>
+        </w:rPr>
+        <w:drawing>
+          <wp:inline distT="0" distB="0" distL="0" distR="0" wp14:anchorId="3B7DFF60" wp14:editId="012AEE1D">
+            <wp:extent cx="5943600" cy="4461510"/>
+            <wp:effectExtent l="0" t="0" r="0" b="0"/>
+            <wp:docPr id="1" name="Picture 1"/>
+            <wp:cNvGraphicFramePr>
+              <a:graphicFrameLocks xmlns:a="http://schemas.openxmlformats.org/drawingml/2006/main" noChangeAspect="1"/>
+            </wp:cNvGraphicFramePr>
+            <a:graphic xmlns:a="http://schemas.openxmlformats.org/drawingml/2006/main">
+              <a:graphicData uri="http://schemas.openxmlformats.org/drawingml/2006/picture">
+                <pic:pic xmlns:pic="http://schemas.openxmlformats.org/drawingml/2006/picture">
+                  <pic:nvPicPr>
+                    <pic:cNvPr id="1" name=""/>
+                    <pic:cNvPicPr/>
+                  </pic:nvPicPr>
+                  <pic:blipFill>
+                    <a:blip r:embed="rId5"/>
+                    <a:stretch>
+                      <a:fillRect/>
+                    </a:stretch>
+                  </pic:blipFill>
+                  <pic:spPr>
+                    <a:xfrm>
+                      <a:off x="0" y="0"/>
+                      <a:ext cx="5943600" cy="4461510"/>
+                    </a:xfrm>
+                    <a:prstGeom prst="rect">
+                      <a:avLst/>
+                    </a:prstGeom>
+                  </pic:spPr>
+                </pic:pic>
+              </a:graphicData>
+            </a:graphic>
+          </wp:inline>
+        </w:drawing>
+      </w:r>
+    </w:p>
+    <w:p>
+      <w:pPr>
+        <w:rPr>
+          <w:rFonts w:asciiTheme="majorHAnsi" w:hAnsiTheme="majorHAnsi" w:cstheme="majorHAnsi"/>
+          <w:sz w:val="32"/>
+          <w:szCs w:val="32"/>
+        </w:rPr>
+      </w:pPr>
+      <w:r>
+        <w:rPr>
+          <w:rFonts w:asciiTheme="majorHAnsi" w:hAnsiTheme="majorHAnsi" w:cstheme="majorHAnsi"/>
+          <w:sz w:val="32"/>
+          <w:szCs w:val="32"/>
+        </w:rPr>
+        <w:t>2/4/2026</w:t>
+      </w:r>
+    </w:p>
+    <w:p>
+      <w:pPr>
+        <w:pStyle w:val="ListParagraph"/>
+        <w:numPr>
+          <w:ilvl w:val="0"/>
+          <w:numId w:val="7"/>
+        </w:numPr>
+        <w:rPr>
+          <w:rFonts w:asciiTheme="majorHAnsi" w:hAnsiTheme="majorHAnsi" w:cstheme="majorHAnsi"/>
+          <w:sz w:val="32"/>
+          <w:szCs w:val="32"/>
+        </w:rPr>
+      </w:pPr>
+      <w:proofErr w:type="spellStart"/>
+      <w:r>
+        <w:rPr>
+          <w:rFonts w:asciiTheme="majorHAnsi" w:hAnsiTheme="majorHAnsi" w:cstheme="majorHAnsi"/>
+          <w:sz w:val="32"/>
+          <w:szCs w:val="32"/>
+        </w:rPr>
+        <w:t>Tạo</w:t>
+      </w:r>
+      <w:proofErr w:type="spellEnd"/>
+      <w:r>
+        <w:rPr>
+          <w:rFonts w:asciiTheme="majorHAnsi" w:hAnsiTheme="majorHAnsi" w:cstheme="majorHAnsi"/>
+          <w:sz w:val="32"/>
+          <w:szCs w:val="32"/>
+        </w:rPr>
+        <w:t xml:space="preserve"> button book room (3)</w:t>
+      </w:r>
+    </w:p>
+    <w:p>
+      <w:pPr>
+        <w:pStyle w:val="ListParagraph"/>
+        <w:numPr>
+          <w:ilvl w:val="0"/>
+          <w:numId w:val="7"/>
+        </w:numPr>
+        <w:rPr>
+          <w:rFonts w:asciiTheme="majorHAnsi" w:hAnsiTheme="majorHAnsi" w:cstheme="majorHAnsi"/>
+          <w:sz w:val="32"/>
+          <w:szCs w:val="32"/>
+        </w:rPr>
+      </w:pPr>
+      <w:r>
+        <w:rPr>
+          <w:rFonts w:asciiTheme="majorHAnsi" w:hAnsiTheme="majorHAnsi" w:cstheme="majorHAnsi"/>
+          <w:sz w:val="32"/>
+          <w:szCs w:val="32"/>
+        </w:rPr>
+        <w:t>Add labels</w:t>
+      </w:r>
+    </w:p>
+    <w:p>
+      <w:pPr>
+        <w:tabs>
+          <w:tab w:val="left" w:pos="4740"/>
+        </w:tabs>
+        <w:ind w:left="360"/>
+        <w:rPr>
+          <w:rFonts w:asciiTheme="majorHAnsi" w:hAnsiTheme="majorHAnsi" w:cstheme="majorHAnsi"/>
+          <w:strike/>
+          <w:sz w:val="32"/>
+          <w:szCs w:val="32"/>
+        </w:rPr>
+      </w:pPr>
+      <w:r>
+        <w:rPr>
+          <w:rFonts w:asciiTheme="majorHAnsi" w:hAnsiTheme="majorHAnsi" w:cstheme="majorHAnsi"/>
+          <w:strike/>
+          <w:sz w:val="32"/>
+          <w:szCs w:val="32"/>
+        </w:rPr>
+        <w:t>Homework: Resea</w:t>
+      </w:r>
+      <w:r>
+        <w:rPr>
+          <w:rFonts w:asciiTheme="majorHAnsi" w:hAnsiTheme="majorHAnsi" w:cstheme="majorHAnsi"/>
+          <w:strike/>
+          <w:sz w:val="32"/>
+          <w:szCs w:val="32"/>
+        </w:rPr>
+        <w:t>r</w:t>
+      </w:r>
+      <w:r>
+        <w:rPr>
+          <w:rFonts w:asciiTheme="majorHAnsi" w:hAnsiTheme="majorHAnsi" w:cstheme="majorHAnsi"/>
+          <w:strike/>
+          <w:sz w:val="32"/>
+          <w:szCs w:val="32"/>
+        </w:rPr>
+        <w:t>ch về JavaS</w:t>
+      </w:r>
+      <w:r>
+        <w:rPr>
+          <w:rFonts w:asciiTheme="majorHAnsi" w:hAnsiTheme="majorHAnsi" w:cstheme="majorHAnsi"/>
+          <w:strike/>
+          <w:sz w:val="32"/>
+          <w:szCs w:val="32"/>
+        </w:rPr>
+        <w:t xml:space="preserve">cript </w:t>
+      </w:r>
+    </w:p>
+    <w:p>
+      <w:pPr>
+        <w:pStyle w:val="ListParagraph"/>
+        <w:numPr>
+          <w:ilvl w:val="0"/>
+          <w:numId w:val="8"/>
+        </w:numPr>
+        <w:tabs>
+          <w:tab w:val="left" w:pos="4740"/>
+        </w:tabs>
+        <w:rPr>
+          <w:rFonts w:asciiTheme="majorHAnsi" w:hAnsiTheme="majorHAnsi" w:cstheme="majorHAnsi"/>
+          <w:strike/>
+          <w:sz w:val="32"/>
+          <w:szCs w:val="32"/>
+        </w:rPr>
+      </w:pPr>
+      <w:r>
+        <w:rPr>
+          <w:rFonts w:asciiTheme="majorHAnsi" w:hAnsiTheme="majorHAnsi" w:cstheme="majorHAnsi"/>
+          <w:strike/>
+          <w:sz w:val="32"/>
+          <w:szCs w:val="32"/>
+        </w:rPr>
+        <w:t>What?</w:t>
+      </w:r>
+    </w:p>
+    <w:p>
+      <w:pPr>
+        <w:pStyle w:val="ListParagraph"/>
+        <w:numPr>
+          <w:ilvl w:val="0"/>
+          <w:numId w:val="8"/>
+        </w:numPr>
+        <w:tabs>
+          <w:tab w:val="left" w:pos="4740"/>
+        </w:tabs>
+        <w:rPr>
+          <w:rFonts w:asciiTheme="majorHAnsi" w:hAnsiTheme="majorHAnsi" w:cstheme="majorHAnsi"/>
+          <w:strike/>
+          <w:sz w:val="32"/>
+          <w:szCs w:val="32"/>
+        </w:rPr>
+      </w:pPr>
+      <w:r>
+        <w:rPr>
+          <w:rFonts w:asciiTheme="majorHAnsi" w:hAnsiTheme="majorHAnsi" w:cstheme="majorHAnsi"/>
+          <w:strike/>
+          <w:sz w:val="32"/>
+          <w:szCs w:val="32"/>
+        </w:rPr>
+        <w:t>How to use with HTML</w:t>
+      </w:r>
+    </w:p>
+    <w:p>
+      <w:pPr>
+        <w:pStyle w:val="ListParagraph"/>
+        <w:numPr>
+          <w:ilvl w:val="0"/>
+          <w:numId w:val="8"/>
+        </w:numPr>
+        <w:tabs>
+          <w:tab w:val="left" w:pos="4740"/>
+        </w:tabs>
+        <w:rPr>
+          <w:rFonts w:asciiTheme="majorHAnsi" w:hAnsiTheme="majorHAnsi" w:cstheme="majorHAnsi"/>
+          <w:strike/>
+          <w:sz w:val="32"/>
+          <w:szCs w:val="32"/>
+        </w:rPr>
+      </w:pPr>
+      <w:r>
+        <w:rPr>
+          <w:rFonts w:asciiTheme="majorHAnsi" w:hAnsiTheme="majorHAnsi" w:cstheme="majorHAnsi"/>
+          <w:strike/>
+          <w:sz w:val="32"/>
+          <w:szCs w:val="32"/>
+        </w:rPr>
+        <w:lastRenderedPageBreak/>
+        <w:t>How to know to syntax</w:t>
+      </w:r>
+    </w:p>
+    <w:p>
+      <w:pPr>
+        <w:tabs>
+          <w:tab w:val="left" w:pos="4740"/>
+        </w:tabs>
+        <w:rPr>
+          <w:rFonts w:asciiTheme="majorHAnsi" w:hAnsiTheme="majorHAnsi" w:cstheme="majorHAnsi"/>
+          <w:sz w:val="32"/>
+          <w:szCs w:val="32"/>
+        </w:rPr>
+      </w:pPr>
+      <w:r>
+        <w:rPr>
+          <w:rFonts w:asciiTheme="majorHAnsi" w:hAnsiTheme="majorHAnsi" w:cstheme="majorHAnsi"/>
+          <w:sz w:val="32"/>
+          <w:szCs w:val="32"/>
+        </w:rPr>
+        <w:t>9/4</w:t>
+      </w:r>
+      <w:r>
+        <w:rPr>
+          <w:rFonts w:asciiTheme="majorHAnsi" w:hAnsiTheme="majorHAnsi" w:cstheme="majorHAnsi"/>
+          <w:sz w:val="32"/>
+          <w:szCs w:val="32"/>
+        </w:rPr>
+        <w:t>/2026</w:t>
+      </w:r>
+    </w:p>
+    <w:p>
+      <w:pPr>
+        <w:pStyle w:val="ListParagraph"/>
+        <w:numPr>
+          <w:ilvl w:val="0"/>
+          <w:numId w:val="7"/>
+        </w:numPr>
+        <w:rPr>
+          <w:rFonts w:asciiTheme="majorHAnsi" w:hAnsiTheme="majorHAnsi" w:cstheme="majorHAnsi"/>
+          <w:strike/>
+          <w:sz w:val="32"/>
+          <w:szCs w:val="32"/>
+        </w:rPr>
+      </w:pPr>
+      <w:proofErr w:type="spellStart"/>
+      <w:r>
+        <w:rPr>
+          <w:rFonts w:asciiTheme="majorHAnsi" w:hAnsiTheme="majorHAnsi" w:cstheme="majorHAnsi"/>
+          <w:strike/>
+          <w:sz w:val="32"/>
+          <w:szCs w:val="32"/>
+        </w:rPr>
+        <w:t>Tạo</w:t>
+      </w:r>
+      <w:proofErr w:type="spellEnd"/>
+      <w:r>
+        <w:rPr>
+          <w:rFonts w:asciiTheme="majorHAnsi" w:hAnsiTheme="majorHAnsi" w:cstheme="majorHAnsi"/>
+          <w:strike/>
+          <w:sz w:val="32"/>
+          <w:szCs w:val="32"/>
+        </w:rPr>
+        <w:t xml:space="preserve"> button book room (3)</w:t>
+      </w:r>
+    </w:p>
+    <w:p>
+      <w:pPr>
+        <w:pStyle w:val="ListParagraph"/>
+        <w:numPr>
+          <w:ilvl w:val="0"/>
+          <w:numId w:val="7"/>
+        </w:numPr>
+        <w:rPr>
+          <w:rFonts w:asciiTheme="majorHAnsi" w:hAnsiTheme="majorHAnsi" w:cstheme="majorHAnsi"/>
+          <w:strike/>
+          <w:sz w:val="32"/>
+          <w:szCs w:val="32"/>
+        </w:rPr>
+      </w:pPr>
+      <w:r>
+        <w:rPr>
+          <w:rFonts w:asciiTheme="majorHAnsi" w:hAnsiTheme="majorHAnsi" w:cstheme="majorHAnsi"/>
+          <w:strike/>
+          <w:sz w:val="32"/>
+          <w:szCs w:val="32"/>
+        </w:rPr>
+        <w:t>Add labels</w:t>
+      </w:r>
+    </w:p>
+    <w:p>
+      <w:pPr>
+        <w:ind w:left="360"/>
+        <w:rPr>
+          <w:rFonts w:asciiTheme="majorHAnsi" w:hAnsiTheme="majorHAnsi" w:cstheme="majorHAnsi"/>
+          <w:sz w:val="32"/>
+          <w:szCs w:val="32"/>
+        </w:rPr>
+      </w:pPr>
+      <w:r>
+        <w:rPr>
+          <w:rFonts w:asciiTheme="majorHAnsi" w:hAnsiTheme="majorHAnsi" w:cstheme="majorHAnsi"/>
+          <w:sz w:val="32"/>
+          <w:szCs w:val="32"/>
+        </w:rPr>
+        <w:t>Homework:</w:t>
+      </w:r>
+      <w:r>
+        <w:rPr>
+          <w:rFonts w:asciiTheme="majorHAnsi" w:hAnsiTheme="majorHAnsi" w:cstheme="majorHAnsi"/>
+          <w:sz w:val="32"/>
+          <w:szCs w:val="32"/>
+        </w:rPr>
+        <w:br/>
+        <w:t xml:space="preserve">      </w:t>
+      </w:r>
+      <w:r>
+        <w:rPr>
+          <w:rFonts w:asciiTheme="majorHAnsi" w:hAnsiTheme="majorHAnsi" w:cstheme="majorHAnsi"/>
+          <w:sz w:val="32"/>
+          <w:szCs w:val="32"/>
+        </w:rPr>
+        <w:t>Research Basic JavaScript</w:t>
+      </w:r>
+    </w:p>
+    <w:p>
+      <w:pPr>
+        <w:ind w:left="360"/>
+        <w:rPr>
+          <w:rFonts w:asciiTheme="majorHAnsi" w:hAnsiTheme="majorHAnsi" w:cstheme="majorHAnsi"/>
+          <w:sz w:val="32"/>
+          <w:szCs w:val="32"/>
+        </w:rPr>
+      </w:pPr>
+      <w:r>
+        <w:rPr>
+          <w:rFonts w:asciiTheme="majorHAnsi" w:hAnsiTheme="majorHAnsi" w:cstheme="majorHAnsi"/>
+          <w:sz w:val="32"/>
+          <w:szCs w:val="32"/>
+        </w:rPr>
+        <w:tab/>
+        <w:t xml:space="preserve">Review project – </w:t>
+      </w:r>
+      <w:proofErr w:type="spellStart"/>
+      <w:r>
+        <w:rPr>
+          <w:rFonts w:asciiTheme="majorHAnsi" w:hAnsiTheme="majorHAnsi" w:cstheme="majorHAnsi"/>
+          <w:sz w:val="32"/>
+          <w:szCs w:val="32"/>
+        </w:rPr>
+        <w:t>cải</w:t>
+      </w:r>
+      <w:proofErr w:type="spellEnd"/>
+      <w:r>
+        <w:rPr>
+          <w:rFonts w:asciiTheme="majorHAnsi" w:hAnsiTheme="majorHAnsi" w:cstheme="majorHAnsi"/>
+          <w:sz w:val="32"/>
+          <w:szCs w:val="32"/>
+        </w:rPr>
+        <w:t xml:space="preserve"> thiện - </w:t>
+      </w:r>
+      <w:proofErr w:type="spellStart"/>
+      <w:r>
+        <w:rPr>
+          <w:rFonts w:asciiTheme="majorHAnsi" w:hAnsiTheme="majorHAnsi" w:cstheme="majorHAnsi"/>
+          <w:sz w:val="32"/>
+          <w:szCs w:val="32"/>
+        </w:rPr>
+        <w:t>phát</w:t>
+      </w:r>
+      <w:proofErr w:type="spellEnd"/>
+      <w:r>
+        <w:rPr>
+          <w:rFonts w:asciiTheme="majorHAnsi" w:hAnsiTheme="majorHAnsi" w:cstheme="majorHAnsi"/>
+          <w:sz w:val="32"/>
+          <w:szCs w:val="32"/>
+        </w:rPr>
+        <w:t xml:space="preserve"> </w:t>
+      </w:r>
+      <w:proofErr w:type="spellStart"/>
+      <w:r>
+        <w:rPr>
+          <w:rFonts w:asciiTheme="majorHAnsi" w:hAnsiTheme="majorHAnsi" w:cstheme="majorHAnsi"/>
+          <w:sz w:val="32"/>
+          <w:szCs w:val="32"/>
+        </w:rPr>
+        <w:t>triển</w:t>
+      </w:r>
+      <w:proofErr w:type="spellEnd"/>
+    </w:p>
+    <w:p>
+      <w:pPr>
+        <w:ind w:left="360"/>
+        <w:rPr>
+          <w:rFonts w:asciiTheme="majorHAnsi" w:hAnsiTheme="majorHAnsi" w:cstheme="majorHAnsi"/>
+          <w:sz w:val="32"/>
+          <w:szCs w:val="32"/>
+        </w:rPr>
+      </w:pPr>
+      <w:r>
+        <w:rPr>
+          <w:rFonts w:asciiTheme="majorHAnsi" w:hAnsiTheme="majorHAnsi" w:cstheme="majorHAnsi"/>
+          <w:sz w:val="32"/>
+          <w:szCs w:val="32"/>
+        </w:rPr>
+        <w:t>16/4/26</w:t>
+      </w:r>
+    </w:p>
+    <w:p>
+      <w:pPr>
+        <w:ind w:left="360"/>
+        <w:rPr>
+          <w:rFonts w:asciiTheme="majorHAnsi" w:hAnsiTheme="majorHAnsi" w:cstheme="majorHAnsi"/>
+          <w:strike/>
+          <w:sz w:val="32"/>
+          <w:szCs w:val="32"/>
+        </w:rPr>
+      </w:pPr>
+      <w:r>
+        <w:rPr>
+          <w:rFonts w:asciiTheme="majorHAnsi" w:hAnsiTheme="majorHAnsi" w:cstheme="majorHAnsi"/>
+          <w:strike/>
+          <w:sz w:val="32"/>
+          <w:szCs w:val="32"/>
+        </w:rPr>
+        <w:t>Research Basic JavaScript</w:t>
+      </w:r>
+    </w:p>
+    <w:p>
+      <w:pPr>
+        <w:tabs>
+          <w:tab w:val="left" w:pos="4740"/>
+        </w:tabs>
+        <w:rPr>
+          <w:rFonts w:asciiTheme="majorHAnsi" w:hAnsiTheme="majorHAnsi" w:cstheme="majorHAnsi"/>
+          <w:sz w:val="32"/>
+          <w:szCs w:val="32"/>
+        </w:rPr>
+      </w:pPr>
+      <w:r>
+        <w:rPr>
+          <w:rFonts w:asciiTheme="majorHAnsi" w:hAnsiTheme="majorHAnsi" w:cstheme="majorHAnsi"/>
+          <w:sz w:val="32"/>
+          <w:szCs w:val="32"/>
+        </w:rPr>
+        <w:t xml:space="preserve">     28/5/26 mid term presentation</w:t>
+      </w:r>
+      <w:bookmarkStart w:id="0" w:name="_GoBack"/>
+      <w:bookmarkEnd w:id="0"/>
+    </w:p>
+    <w:p>
+      <w:pPr>
+        <w:tabs>
+          <w:tab w:val="left" w:pos="4740"/>
+        </w:tabs>
+        <w:ind w:left="720"/>
         <w:rPr>
           <w:rFonts w:asciiTheme="majorHAnsi" w:hAnsiTheme="majorHAnsi" w:cstheme="majorHAnsi"/>
           <w:sz w:val="32"/>
@@ -1140,6 +1655,119 @@
 <file path=word/numbering.xml><?xml version="1.0" encoding="utf-8"?>
 <w:numbering xmlns:wpc="http://schemas.microsoft.com/office/word/2010/wordprocessingCanvas" xmlns:cx="http://schemas.microsoft.com/office/drawing/2014/chartex" xmlns:mc="http://schemas.openxmlformats.org/markup-compatibility/2006" xmlns:o="urn:schemas-microsoft-com:office:office" xmlns:r="http://schemas.openxmlformats.org/officeDocument/2006/relationships" xmlns:m="http://schemas.openxmlformats.org/officeDocument/2006/math" xmlns:v="urn:schemas-microsoft-com:vml" xmlns:wp14="http://schemas.microsoft.com/office/word/2010/wordprocessingDrawing" xmlns:wp="http://schemas.openxmlformats.org/drawingml/2006/wordprocessingDrawing" xmlns:w10="urn:schemas-microsoft-com:office:word" xmlns:w="http://schemas.openxmlformats.org/wordprocessingml/2006/main" xmlns:w14="http://schemas.microsoft.com/office/word/2010/wordml" xmlns:w15="http://schemas.microsoft.com/office/word/2012/wordml" xmlns:w16se="http://schemas.microsoft.com/office/word/2015/wordml/symex" xmlns:wpg="http://schemas.microsoft.com/office/word/2010/wordprocessingGroup" xmlns:wpi="http://schemas.microsoft.com/office/word/2010/wordprocessingInk" xmlns:wne="http://schemas.microsoft.com/office/word/2006/wordml" xmlns:wps="http://schemas.microsoft.com/office/word/2010/wordprocessingShape" mc:Ignorable="w14 w15 w16se wp14">
   <w:abstractNum w:abstractNumId="0" w15:restartNumberingAfterBreak="0">
+    <w:nsid w:val="02AD4984"/>
+    <w:multiLevelType w:val="hybridMultilevel"/>
+    <w:tmpl w:val="EA4AE04C"/>
+    <w:lvl w:ilvl="0" w:tplc="04090001">
+      <w:start w:val="1"/>
+      <w:numFmt w:val="bullet"/>
+      <w:lvlText w:val=""/>
+      <w:lvlJc w:val="left"/>
+      <w:pPr>
+        <w:ind w:left="720" w:hanging="360"/>
+      </w:pPr>
+      <w:rPr>
+        <w:rFonts w:ascii="Symbol" w:hAnsi="Symbol" w:hint="default"/>
+      </w:rPr>
+    </w:lvl>
+    <w:lvl w:ilvl="1" w:tplc="04090003" w:tentative="1">
+      <w:start w:val="1"/>
+      <w:numFmt w:val="bullet"/>
+      <w:lvlText w:val="o"/>
+      <w:lvlJc w:val="left"/>
+      <w:pPr>
+        <w:ind w:left="1440" w:hanging="360"/>
+      </w:pPr>
+      <w:rPr>
+        <w:rFonts w:ascii="Courier New" w:hAnsi="Courier New" w:cs="Courier New" w:hint="default"/>
+      </w:rPr>
+    </w:lvl>
+    <w:lvl w:ilvl="2" w:tplc="04090005" w:tentative="1">
+      <w:start w:val="1"/>
+      <w:numFmt w:val="bullet"/>
+      <w:lvlText w:val=""/>
+      <w:lvlJc w:val="left"/>
+      <w:pPr>
+        <w:ind w:left="2160" w:hanging="360"/>
+      </w:pPr>
+      <w:rPr>
+        <w:rFonts w:ascii="Wingdings" w:hAnsi="Wingdings" w:hint="default"/>
+      </w:rPr>
+    </w:lvl>
+    <w:lvl w:ilvl="3" w:tplc="04090001" w:tentative="1">
+      <w:start w:val="1"/>
+      <w:numFmt w:val="bullet"/>
+      <w:lvlText w:val=""/>
+      <w:lvlJc w:val="left"/>
+      <w:pPr>
+        <w:ind w:left="2880" w:hanging="360"/>
+      </w:pPr>
+      <w:rPr>
+        <w:rFonts w:ascii="Symbol" w:hAnsi="Symbol" w:hint="default"/>
+      </w:rPr>
+    </w:lvl>
+    <w:lvl w:ilvl="4" w:tplc="04090003" w:tentative="1">
+      <w:start w:val="1"/>
+      <w:numFmt w:val="bullet"/>
+      <w:lvlText w:val="o"/>
+      <w:lvlJc w:val="left"/>
+      <w:pPr>
+        <w:ind w:left="3600" w:hanging="360"/>
+      </w:pPr>
+      <w:rPr>
+        <w:rFonts w:ascii="Courier New" w:hAnsi="Courier New" w:cs="Courier New" w:hint="default"/>
+      </w:rPr>
+    </w:lvl>
+    <w:lvl w:ilvl="5" w:tplc="04090005" w:tentative="1">
+      <w:start w:val="1"/>
+      <w:numFmt w:val="bullet"/>
+      <w:lvlText w:val=""/>
+      <w:lvlJc w:val="left"/>
+      <w:pPr>
+        <w:ind w:left="4320" w:hanging="360"/>
+      </w:pPr>
+      <w:rPr>
+        <w:rFonts w:ascii="Wingdings" w:hAnsi="Wingdings" w:hint="default"/>
+      </w:rPr>
+    </w:lvl>
+    <w:lvl w:ilvl="6" w:tplc="04090001" w:tentative="1">
+      <w:start w:val="1"/>
+      <w:numFmt w:val="bullet"/>
+      <w:lvlText w:val=""/>
+      <w:lvlJc w:val="left"/>
+      <w:pPr>
+        <w:ind w:left="5040" w:hanging="360"/>
+      </w:pPr>
+      <w:rPr>
+        <w:rFonts w:ascii="Symbol" w:hAnsi="Symbol" w:hint="default"/>
+      </w:rPr>
+    </w:lvl>
+    <w:lvl w:ilvl="7" w:tplc="04090003" w:tentative="1">
+      <w:start w:val="1"/>
+      <w:numFmt w:val="bullet"/>
+      <w:lvlText w:val="o"/>
+      <w:lvlJc w:val="left"/>
+      <w:pPr>
+        <w:ind w:left="5760" w:hanging="360"/>
+      </w:pPr>
+      <w:rPr>
+        <w:rFonts w:ascii="Courier New" w:hAnsi="Courier New" w:cs="Courier New" w:hint="default"/>
+      </w:rPr>
+    </w:lvl>
+    <w:lvl w:ilvl="8" w:tplc="04090005" w:tentative="1">
+      <w:start w:val="1"/>
+      <w:numFmt w:val="bullet"/>
+      <w:lvlText w:val=""/>
+      <w:lvlJc w:val="left"/>
+      <w:pPr>
+        <w:ind w:left="6480" w:hanging="360"/>
+      </w:pPr>
+      <w:rPr>
+        <w:rFonts w:ascii="Wingdings" w:hAnsi="Wingdings" w:hint="default"/>
+      </w:rPr>
+    </w:lvl>
+  </w:abstractNum>
+  <w:abstractNum w:abstractNumId="1" w15:restartNumberingAfterBreak="0">
     <w:nsid w:val="21707F79"/>
     <w:multiLevelType w:val="multilevel"/>
     <w:tmpl w:val="49E66C92"/>
@@ -1288,7 +1916,7 @@
       </w:rPr>
     </w:lvl>
   </w:abstractNum>
-  <w:abstractNum w:abstractNumId="1" w15:restartNumberingAfterBreak="0">
+  <w:abstractNum w:abstractNumId="2" w15:restartNumberingAfterBreak="0">
     <w:nsid w:val="3A370ED9"/>
     <w:multiLevelType w:val="hybridMultilevel"/>
     <w:tmpl w:val="967EFF66"/>
@@ -1401,7 +2029,7 @@
       </w:rPr>
     </w:lvl>
   </w:abstractNum>
-  <w:abstractNum w:abstractNumId="2" w15:restartNumberingAfterBreak="0">
+  <w:abstractNum w:abstractNumId="3" w15:restartNumberingAfterBreak="0">
     <w:nsid w:val="452673AB"/>
     <w:multiLevelType w:val="multilevel"/>
     <w:tmpl w:val="89040186"/>
@@ -1550,7 +2178,120 @@
       </w:rPr>
     </w:lvl>
   </w:abstractNum>
-  <w:abstractNum w:abstractNumId="3" w15:restartNumberingAfterBreak="0">
+  <w:abstractNum w:abstractNumId="4" w15:restartNumberingAfterBreak="0">
+    <w:nsid w:val="56D56034"/>
+    <w:multiLevelType w:val="hybridMultilevel"/>
+    <w:tmpl w:val="DED057E0"/>
+    <w:lvl w:ilvl="0" w:tplc="04090001">
+      <w:start w:val="1"/>
+      <w:numFmt w:val="bullet"/>
+      <w:lvlText w:val=""/>
+      <w:lvlJc w:val="left"/>
+      <w:pPr>
+        <w:ind w:left="1080" w:hanging="360"/>
+      </w:pPr>
+      <w:rPr>
+        <w:rFonts w:ascii="Symbol" w:hAnsi="Symbol" w:hint="default"/>
+      </w:rPr>
+    </w:lvl>
+    <w:lvl w:ilvl="1" w:tplc="04090003" w:tentative="1">
+      <w:start w:val="1"/>
+      <w:numFmt w:val="bullet"/>
+      <w:lvlText w:val="o"/>
+      <w:lvlJc w:val="left"/>
+      <w:pPr>
+        <w:ind w:left="1800" w:hanging="360"/>
+      </w:pPr>
+      <w:rPr>
+        <w:rFonts w:ascii="Courier New" w:hAnsi="Courier New" w:cs="Courier New" w:hint="default"/>
+      </w:rPr>
+    </w:lvl>
+    <w:lvl w:ilvl="2" w:tplc="04090005" w:tentative="1">
+      <w:start w:val="1"/>
+      <w:numFmt w:val="bullet"/>
+      <w:lvlText w:val=""/>
+      <w:lvlJc w:val="left"/>
+      <w:pPr>
+        <w:ind w:left="2520" w:hanging="360"/>
+      </w:pPr>
+      <w:rPr>
+        <w:rFonts w:ascii="Wingdings" w:hAnsi="Wingdings" w:hint="default"/>
+      </w:rPr>
+    </w:lvl>
+    <w:lvl w:ilvl="3" w:tplc="04090001" w:tentative="1">
+      <w:start w:val="1"/>
+      <w:numFmt w:val="bullet"/>
+      <w:lvlText w:val=""/>
+      <w:lvlJc w:val="left"/>
+      <w:pPr>
+        <w:ind w:left="3240" w:hanging="360"/>
+      </w:pPr>
+      <w:rPr>
+        <w:rFonts w:ascii="Symbol" w:hAnsi="Symbol" w:hint="default"/>
+      </w:rPr>
+    </w:lvl>
+    <w:lvl w:ilvl="4" w:tplc="04090003" w:tentative="1">
+      <w:start w:val="1"/>
+      <w:numFmt w:val="bullet"/>
+      <w:lvlText w:val="o"/>
+      <w:lvlJc w:val="left"/>
+      <w:pPr>
+        <w:ind w:left="3960" w:hanging="360"/>
+      </w:pPr>
+      <w:rPr>
+        <w:rFonts w:ascii="Courier New" w:hAnsi="Courier New" w:cs="Courier New" w:hint="default"/>
+      </w:rPr>
+    </w:lvl>
+    <w:lvl w:ilvl="5" w:tplc="04090005" w:tentative="1">
+      <w:start w:val="1"/>
+      <w:numFmt w:val="bullet"/>
+      <w:lvlText w:val=""/>
+      <w:lvlJc w:val="left"/>
+      <w:pPr>
+        <w:ind w:left="4680" w:hanging="360"/>
+      </w:pPr>
+      <w:rPr>
+        <w:rFonts w:ascii="Wingdings" w:hAnsi="Wingdings" w:hint="default"/>
+      </w:rPr>
+    </w:lvl>
+    <w:lvl w:ilvl="6" w:tplc="04090001" w:tentative="1">
+      <w:start w:val="1"/>
+      <w:numFmt w:val="bullet"/>
+      <w:lvlText w:val=""/>
+      <w:lvlJc w:val="left"/>
+      <w:pPr>
+        <w:ind w:left="5400" w:hanging="360"/>
+      </w:pPr>
+      <w:rPr>
+        <w:rFonts w:ascii="Symbol" w:hAnsi="Symbol" w:hint="default"/>
+      </w:rPr>
+    </w:lvl>
+    <w:lvl w:ilvl="7" w:tplc="04090003" w:tentative="1">
+      <w:start w:val="1"/>
+      <w:numFmt w:val="bullet"/>
+      <w:lvlText w:val="o"/>
+      <w:lvlJc w:val="left"/>
+      <w:pPr>
+        <w:ind w:left="6120" w:hanging="360"/>
+      </w:pPr>
+      <w:rPr>
+        <w:rFonts w:ascii="Courier New" w:hAnsi="Courier New" w:cs="Courier New" w:hint="default"/>
+      </w:rPr>
+    </w:lvl>
+    <w:lvl w:ilvl="8" w:tplc="04090005" w:tentative="1">
+      <w:start w:val="1"/>
+      <w:numFmt w:val="bullet"/>
+      <w:lvlText w:val=""/>
+      <w:lvlJc w:val="left"/>
+      <w:pPr>
+        <w:ind w:left="6840" w:hanging="360"/>
+      </w:pPr>
+      <w:rPr>
+        <w:rFonts w:ascii="Wingdings" w:hAnsi="Wingdings" w:hint="default"/>
+      </w:rPr>
+    </w:lvl>
+  </w:abstractNum>
+  <w:abstractNum w:abstractNumId="5" w15:restartNumberingAfterBreak="0">
     <w:nsid w:val="56EB4532"/>
     <w:multiLevelType w:val="multilevel"/>
     <w:tmpl w:val="AD9E28A6"/>
@@ -1699,7 +2440,7 @@
       </w:rPr>
     </w:lvl>
   </w:abstractNum>
-  <w:abstractNum w:abstractNumId="4" w15:restartNumberingAfterBreak="0">
+  <w:abstractNum w:abstractNumId="6" w15:restartNumberingAfterBreak="0">
     <w:nsid w:val="6F845AAB"/>
     <w:multiLevelType w:val="multilevel"/>
     <w:tmpl w:val="1FC64096"/>
@@ -1848,7 +2589,7 @@
       </w:rPr>
     </w:lvl>
   </w:abstractNum>
-  <w:abstractNum w:abstractNumId="5" w15:restartNumberingAfterBreak="0">
+  <w:abstractNum w:abstractNumId="7" w15:restartNumberingAfterBreak="0">
     <w:nsid w:val="79E0545A"/>
     <w:multiLevelType w:val="hybridMultilevel"/>
     <w:tmpl w:val="95489A3C"/>
@@ -1962,22 +2703,28 @@
     </w:lvl>
   </w:abstractNum>
   <w:num w:numId="1">
+    <w:abstractNumId w:val="2"/>
+  </w:num>
+  <w:num w:numId="2">
+    <w:abstractNumId w:val="7"/>
+  </w:num>
+  <w:num w:numId="3">
+    <w:abstractNumId w:val="5"/>
+  </w:num>
+  <w:num w:numId="4">
+    <w:abstractNumId w:val="6"/>
+  </w:num>
+  <w:num w:numId="5">
     <w:abstractNumId w:val="1"/>
   </w:num>
-  <w:num w:numId="2">
-    <w:abstractNumId w:val="5"/>
-  </w:num>
-  <w:num w:numId="3">
+  <w:num w:numId="6">
     <w:abstractNumId w:val="3"/>
   </w:num>
-  <w:num w:numId="4">
-    <w:abstractNumId w:val="4"/>
-  </w:num>
-  <w:num w:numId="5">
+  <w:num w:numId="7">
     <w:abstractNumId w:val="0"/>
   </w:num>
-  <w:num w:numId="6">
-    <w:abstractNumId w:val="2"/>
+  <w:num w:numId="8">
+    <w:abstractNumId w:val="4"/>
   </w:num>
 </w:numbering>
 </file>
@@ -2430,6 +3177,24 @@
       <w:lang w:eastAsia="zh-CN"/>
     </w:rPr>
   </w:style>
+  <w:style w:type="paragraph" w:styleId="Date">
+    <w:name w:val="Date"/>
+    <w:basedOn w:val="Normal"/>
+    <w:next w:val="Normal"/>
+    <w:link w:val="DateChar"/>
+    <w:uiPriority w:val="99"/>
+    <w:semiHidden/>
+    <w:unhideWhenUsed/>
+    <w:rsid w:val="007770E8"/>
+  </w:style>
+  <w:style w:type="character" w:customStyle="1" w:styleId="DateChar">
+    <w:name w:val="Date Char"/>
+    <w:basedOn w:val="DefaultParagraphFont"/>
+    <w:link w:val="Date"/>
+    <w:uiPriority w:val="99"/>
+    <w:semiHidden/>
+    <w:rsid w:val="007770E8"/>
+  </w:style>
 </w:styles>
 </file>
 

--- a/GOAL_Website_Project.docx
+++ b/GOAL_Website_Project.docx
@@ -100,7 +100,23 @@
           <w:sz w:val="32"/>
           <w:szCs w:val="32"/>
         </w:rPr>
-        <w:t xml:space="preserve"> thông tin flask</w:t>
+        <w:t xml:space="preserve"> </w:t>
+      </w:r>
+      <w:proofErr w:type="spellStart"/>
+      <w:r>
+        <w:rPr>
+          <w:sz w:val="32"/>
+          <w:szCs w:val="32"/>
+        </w:rPr>
+        <w:t>thông</w:t>
+      </w:r>
+      <w:proofErr w:type="spellEnd"/>
+      <w:r>
+        <w:rPr>
+          <w:sz w:val="32"/>
+          <w:szCs w:val="32"/>
+        </w:rPr>
+        <w:t xml:space="preserve"> tin flask</w:t>
       </w:r>
     </w:p>
     <w:p>
@@ -120,7 +136,55 @@
           <w:sz w:val="32"/>
           <w:szCs w:val="32"/>
         </w:rPr>
-        <w:t xml:space="preserve">Trong một website có bao nhiều </w:t>
+        <w:t xml:space="preserve">Trong một website </w:t>
+      </w:r>
+      <w:proofErr w:type="spellStart"/>
+      <w:r>
+        <w:rPr>
+          <w:sz w:val="32"/>
+          <w:szCs w:val="32"/>
+        </w:rPr>
+        <w:t>có</w:t>
+      </w:r>
+      <w:proofErr w:type="spellEnd"/>
+      <w:r>
+        <w:rPr>
+          <w:sz w:val="32"/>
+          <w:szCs w:val="32"/>
+        </w:rPr>
+        <w:t xml:space="preserve"> </w:t>
+      </w:r>
+      <w:proofErr w:type="spellStart"/>
+      <w:r>
+        <w:rPr>
+          <w:sz w:val="32"/>
+          <w:szCs w:val="32"/>
+        </w:rPr>
+        <w:t>bao</w:t>
+      </w:r>
+      <w:proofErr w:type="spellEnd"/>
+      <w:r>
+        <w:rPr>
+          <w:sz w:val="32"/>
+          <w:szCs w:val="32"/>
+        </w:rPr>
+        <w:t xml:space="preserve"> </w:t>
+      </w:r>
+      <w:proofErr w:type="spellStart"/>
+      <w:r>
+        <w:rPr>
+          <w:sz w:val="32"/>
+          <w:szCs w:val="32"/>
+        </w:rPr>
+        <w:t>nhiều</w:t>
+      </w:r>
+      <w:proofErr w:type="spellEnd"/>
+      <w:r>
+        <w:rPr>
+          <w:sz w:val="32"/>
+          <w:szCs w:val="32"/>
+        </w:rPr>
+        <w:t xml:space="preserve"> </w:t>
       </w:r>
       <w:proofErr w:type="spellStart"/>
       <w:r>
@@ -151,12 +215,21 @@
           <w:szCs w:val="32"/>
         </w:rPr>
       </w:pPr>
-      <w:r>
-        <w:rPr>
-          <w:sz w:val="32"/>
-          <w:szCs w:val="32"/>
-        </w:rPr>
-        <w:t xml:space="preserve">Có 2 </w:t>
+      <w:proofErr w:type="spellStart"/>
+      <w:r>
+        <w:rPr>
+          <w:sz w:val="32"/>
+          <w:szCs w:val="32"/>
+        </w:rPr>
+        <w:t>Có</w:t>
+      </w:r>
+      <w:proofErr w:type="spellEnd"/>
+      <w:r>
+        <w:rPr>
+          <w:sz w:val="32"/>
+          <w:szCs w:val="32"/>
+        </w:rPr>
+        <w:t xml:space="preserve"> 2 </w:t>
       </w:r>
       <w:proofErr w:type="spellStart"/>
       <w:r>
@@ -230,7 +303,39 @@
           <w:sz w:val="32"/>
           <w:szCs w:val="32"/>
         </w:rPr>
-        <w:t xml:space="preserve"> sau của project mà không thấy được</w:t>
+        <w:t xml:space="preserve"> </w:t>
+      </w:r>
+      <w:proofErr w:type="spellStart"/>
+      <w:r>
+        <w:rPr>
+          <w:sz w:val="32"/>
+          <w:szCs w:val="32"/>
+        </w:rPr>
+        <w:t>sau</w:t>
+      </w:r>
+      <w:proofErr w:type="spellEnd"/>
+      <w:r>
+        <w:rPr>
+          <w:sz w:val="32"/>
+          <w:szCs w:val="32"/>
+        </w:rPr>
+        <w:t xml:space="preserve"> </w:t>
+      </w:r>
+      <w:proofErr w:type="spellStart"/>
+      <w:r>
+        <w:rPr>
+          <w:sz w:val="32"/>
+          <w:szCs w:val="32"/>
+        </w:rPr>
+        <w:t>của</w:t>
+      </w:r>
+      <w:proofErr w:type="spellEnd"/>
+      <w:r>
+        <w:rPr>
+          <w:sz w:val="32"/>
+          <w:szCs w:val="32"/>
+        </w:rPr>
+        <w:t xml:space="preserve"> project mà không thấy được</w:t>
       </w:r>
     </w:p>
     <w:p>
@@ -245,12 +350,21 @@
           <w:szCs w:val="32"/>
         </w:rPr>
       </w:pPr>
-      <w:r>
-        <w:rPr>
-          <w:sz w:val="32"/>
-          <w:szCs w:val="32"/>
-        </w:rPr>
-        <w:t xml:space="preserve">Học </w:t>
+      <w:proofErr w:type="spellStart"/>
+      <w:r>
+        <w:rPr>
+          <w:sz w:val="32"/>
+          <w:szCs w:val="32"/>
+        </w:rPr>
+        <w:t>Học</w:t>
+      </w:r>
+      <w:proofErr w:type="spellEnd"/>
+      <w:r>
+        <w:rPr>
+          <w:sz w:val="32"/>
+          <w:szCs w:val="32"/>
+        </w:rPr>
+        <w:t xml:space="preserve"> </w:t>
       </w:r>
       <w:proofErr w:type="spellStart"/>
       <w:r>
@@ -298,7 +412,23 @@
           <w:sz w:val="32"/>
           <w:szCs w:val="32"/>
         </w:rPr>
-        <w:t xml:space="preserve"> để làm backend?</w:t>
+        <w:t xml:space="preserve"> </w:t>
+      </w:r>
+      <w:proofErr w:type="spellStart"/>
+      <w:r>
+        <w:rPr>
+          <w:sz w:val="32"/>
+          <w:szCs w:val="32"/>
+        </w:rPr>
+        <w:t>để</w:t>
+      </w:r>
+      <w:proofErr w:type="spellEnd"/>
+      <w:r>
+        <w:rPr>
+          <w:sz w:val="32"/>
+          <w:szCs w:val="32"/>
+        </w:rPr>
+        <w:t xml:space="preserve"> làm backend?</w:t>
       </w:r>
     </w:p>
     <w:p>
@@ -378,12 +508,21 @@
           <w:szCs w:val="32"/>
         </w:rPr>
       </w:pPr>
-      <w:r>
-        <w:rPr>
-          <w:sz w:val="32"/>
-          <w:szCs w:val="32"/>
-        </w:rPr>
-        <w:t xml:space="preserve">Giao </w:t>
+      <w:proofErr w:type="spellStart"/>
+      <w:r>
+        <w:rPr>
+          <w:sz w:val="32"/>
+          <w:szCs w:val="32"/>
+        </w:rPr>
+        <w:t>Giao</w:t>
+      </w:r>
+      <w:proofErr w:type="spellEnd"/>
+      <w:r>
+        <w:rPr>
+          <w:sz w:val="32"/>
+          <w:szCs w:val="32"/>
+        </w:rPr>
+        <w:t xml:space="preserve"> </w:t>
       </w:r>
       <w:proofErr w:type="spellStart"/>
       <w:r>
@@ -399,7 +538,23 @@
           <w:sz w:val="32"/>
           <w:szCs w:val="32"/>
         </w:rPr>
-        <w:t xml:space="preserve"> của website</w:t>
+        <w:t xml:space="preserve"> </w:t>
+      </w:r>
+      <w:proofErr w:type="spellStart"/>
+      <w:r>
+        <w:rPr>
+          <w:sz w:val="32"/>
+          <w:szCs w:val="32"/>
+        </w:rPr>
+        <w:t>của</w:t>
+      </w:r>
+      <w:proofErr w:type="spellEnd"/>
+      <w:r>
+        <w:rPr>
+          <w:sz w:val="32"/>
+          <w:szCs w:val="32"/>
+        </w:rPr>
+        <w:t xml:space="preserve"> website</w:t>
       </w:r>
     </w:p>
     <w:p>
@@ -414,12 +569,21 @@
           <w:szCs w:val="32"/>
         </w:rPr>
       </w:pPr>
-      <w:r>
-        <w:rPr>
-          <w:sz w:val="32"/>
-          <w:szCs w:val="32"/>
-        </w:rPr>
-        <w:t xml:space="preserve">Học </w:t>
+      <w:proofErr w:type="spellStart"/>
+      <w:r>
+        <w:rPr>
+          <w:sz w:val="32"/>
+          <w:szCs w:val="32"/>
+        </w:rPr>
+        <w:t>Học</w:t>
+      </w:r>
+      <w:proofErr w:type="spellEnd"/>
+      <w:r>
+        <w:rPr>
+          <w:sz w:val="32"/>
+          <w:szCs w:val="32"/>
+        </w:rPr>
+        <w:t xml:space="preserve"> </w:t>
       </w:r>
       <w:proofErr w:type="spellStart"/>
       <w:r>
@@ -467,7 +631,23 @@
           <w:sz w:val="32"/>
           <w:szCs w:val="32"/>
         </w:rPr>
-        <w:t xml:space="preserve"> để làm frontend?</w:t>
+        <w:t xml:space="preserve"> </w:t>
+      </w:r>
+      <w:proofErr w:type="spellStart"/>
+      <w:r>
+        <w:rPr>
+          <w:sz w:val="32"/>
+          <w:szCs w:val="32"/>
+        </w:rPr>
+        <w:t>để</w:t>
+      </w:r>
+      <w:proofErr w:type="spellEnd"/>
+      <w:r>
+        <w:rPr>
+          <w:sz w:val="32"/>
+          <w:szCs w:val="32"/>
+        </w:rPr>
+        <w:t xml:space="preserve"> làm frontend?</w:t>
       </w:r>
     </w:p>
     <w:p>
@@ -580,7 +760,25 @@
           <w:sz w:val="32"/>
           <w:szCs w:val="32"/>
         </w:rPr>
-        <w:t xml:space="preserve"> thông tin hotel cần có:</w:t>
+        <w:t xml:space="preserve"> </w:t>
+      </w:r>
+      <w:proofErr w:type="spellStart"/>
+      <w:r>
+        <w:rPr>
+          <w:rFonts w:asciiTheme="majorHAnsi" w:hAnsiTheme="majorHAnsi" w:cstheme="majorHAnsi"/>
+          <w:sz w:val="32"/>
+          <w:szCs w:val="32"/>
+        </w:rPr>
+        <w:t>thông</w:t>
+      </w:r>
+      <w:proofErr w:type="spellEnd"/>
+      <w:r>
+        <w:rPr>
+          <w:rFonts w:asciiTheme="majorHAnsi" w:hAnsiTheme="majorHAnsi" w:cstheme="majorHAnsi"/>
+          <w:sz w:val="32"/>
+          <w:szCs w:val="32"/>
+        </w:rPr>
+        <w:t xml:space="preserve"> tin hotel cần có:</w:t>
       </w:r>
     </w:p>
     <w:p>
@@ -678,13 +876,23 @@
           <w:szCs w:val="32"/>
         </w:rPr>
       </w:pPr>
-      <w:r>
-        <w:rPr>
-          <w:rFonts w:asciiTheme="majorHAnsi" w:hAnsiTheme="majorHAnsi" w:cstheme="majorHAnsi"/>
-          <w:sz w:val="32"/>
-          <w:szCs w:val="32"/>
-        </w:rPr>
-        <w:t xml:space="preserve">Giá / </w:t>
+      <w:proofErr w:type="spellStart"/>
+      <w:r>
+        <w:rPr>
+          <w:rFonts w:asciiTheme="majorHAnsi" w:hAnsiTheme="majorHAnsi" w:cstheme="majorHAnsi"/>
+          <w:sz w:val="32"/>
+          <w:szCs w:val="32"/>
+        </w:rPr>
+        <w:t>Giá</w:t>
+      </w:r>
+      <w:proofErr w:type="spellEnd"/>
+      <w:r>
+        <w:rPr>
+          <w:rFonts w:asciiTheme="majorHAnsi" w:hAnsiTheme="majorHAnsi" w:cstheme="majorHAnsi"/>
+          <w:sz w:val="32"/>
+          <w:szCs w:val="32"/>
+        </w:rPr>
+        <w:t xml:space="preserve"> / </w:t>
       </w:r>
       <w:proofErr w:type="spellStart"/>
       <w:r>
@@ -892,7 +1100,25 @@
           <w:sz w:val="32"/>
           <w:szCs w:val="32"/>
         </w:rPr>
-        <w:t xml:space="preserve"> thông tin </w:t>
+        <w:t xml:space="preserve"> </w:t>
+      </w:r>
+      <w:proofErr w:type="spellStart"/>
+      <w:r>
+        <w:rPr>
+          <w:rFonts w:asciiTheme="majorHAnsi" w:hAnsiTheme="majorHAnsi" w:cstheme="majorHAnsi"/>
+          <w:sz w:val="32"/>
+          <w:szCs w:val="32"/>
+        </w:rPr>
+        <w:t>thông</w:t>
+      </w:r>
+      <w:proofErr w:type="spellEnd"/>
+      <w:r>
+        <w:rPr>
+          <w:rFonts w:asciiTheme="majorHAnsi" w:hAnsiTheme="majorHAnsi" w:cstheme="majorHAnsi"/>
+          <w:sz w:val="32"/>
+          <w:szCs w:val="32"/>
+        </w:rPr>
+        <w:t xml:space="preserve"> tin </w:t>
       </w:r>
       <w:proofErr w:type="spellStart"/>
       <w:r>
@@ -1006,8 +1232,18 @@
           <w:sz w:val="32"/>
           <w:szCs w:val="32"/>
         </w:rPr>
-        <w:t xml:space="preserve"> người</w:t>
-      </w:r>
+        <w:t xml:space="preserve"> </w:t>
+      </w:r>
+      <w:proofErr w:type="spellStart"/>
+      <w:r>
+        <w:rPr>
+          <w:rFonts w:asciiTheme="majorHAnsi" w:hAnsiTheme="majorHAnsi" w:cstheme="majorHAnsi"/>
+          <w:sz w:val="32"/>
+          <w:szCs w:val="32"/>
+        </w:rPr>
+        <w:t>người</w:t>
+      </w:r>
+      <w:proofErr w:type="spellEnd"/>
     </w:p>
     <w:p>
       <w:pPr>
@@ -1538,7 +1774,25 @@
           <w:sz w:val="32"/>
           <w:szCs w:val="32"/>
         </w:rPr>
-        <w:t xml:space="preserve"> thiện - </w:t>
+        <w:t xml:space="preserve"> </w:t>
+      </w:r>
+      <w:proofErr w:type="spellStart"/>
+      <w:r>
+        <w:rPr>
+          <w:rFonts w:asciiTheme="majorHAnsi" w:hAnsiTheme="majorHAnsi" w:cstheme="majorHAnsi"/>
+          <w:sz w:val="32"/>
+          <w:szCs w:val="32"/>
+        </w:rPr>
+        <w:t>thiện</w:t>
+      </w:r>
+      <w:proofErr w:type="spellEnd"/>
+      <w:r>
+        <w:rPr>
+          <w:rFonts w:asciiTheme="majorHAnsi" w:hAnsiTheme="majorHAnsi" w:cstheme="majorHAnsi"/>
+          <w:sz w:val="32"/>
+          <w:szCs w:val="32"/>
+        </w:rPr>
+        <w:t xml:space="preserve"> - </w:t>
       </w:r>
       <w:proofErr w:type="spellStart"/>
       <w:r>
@@ -1625,9 +1879,205 @@
           <w:szCs w:val="32"/>
         </w:rPr>
         <w:t xml:space="preserve">     28/5/26 mid term presentation</w:t>
+      </w:r>
+    </w:p>
+    <w:p>
+      <w:pPr>
+        <w:tabs>
+          <w:tab w:val="left" w:pos="4740"/>
+        </w:tabs>
+        <w:ind w:left="720"/>
+        <w:rPr>
+          <w:rFonts w:asciiTheme="majorHAnsi" w:hAnsiTheme="majorHAnsi" w:cstheme="majorHAnsi"/>
+          <w:sz w:val="32"/>
+          <w:szCs w:val="32"/>
+        </w:rPr>
+      </w:pPr>
+      <w:r>
+        <w:rPr>
+          <w:rFonts w:asciiTheme="majorHAnsi" w:hAnsiTheme="majorHAnsi" w:cstheme="majorHAnsi"/>
+          <w:sz w:val="32"/>
+          <w:szCs w:val="32"/>
+        </w:rPr>
+        <w:t>7/5/26</w:t>
+      </w:r>
+    </w:p>
+    <w:p>
+      <w:pPr>
+        <w:tabs>
+          <w:tab w:val="left" w:pos="4740"/>
+        </w:tabs>
+        <w:ind w:left="720"/>
+        <w:rPr>
+          <w:rFonts w:asciiTheme="majorHAnsi" w:hAnsiTheme="majorHAnsi" w:cstheme="majorHAnsi"/>
+          <w:sz w:val="32"/>
+          <w:szCs w:val="32"/>
+        </w:rPr>
+      </w:pPr>
+      <w:proofErr w:type="spellStart"/>
+      <w:r>
+        <w:rPr>
+          <w:rFonts w:asciiTheme="majorHAnsi" w:hAnsiTheme="majorHAnsi" w:cstheme="majorHAnsi"/>
+          <w:sz w:val="32"/>
+          <w:szCs w:val="32"/>
+        </w:rPr>
+        <w:t>Thiếu</w:t>
+      </w:r>
+      <w:proofErr w:type="spellEnd"/>
+      <w:r>
+        <w:rPr>
+          <w:rFonts w:asciiTheme="majorHAnsi" w:hAnsiTheme="majorHAnsi" w:cstheme="majorHAnsi"/>
+          <w:sz w:val="32"/>
+          <w:szCs w:val="32"/>
+        </w:rPr>
+        <w:t xml:space="preserve"> </w:t>
+      </w:r>
+      <w:proofErr w:type="spellStart"/>
+      <w:r>
+        <w:rPr>
+          <w:rFonts w:asciiTheme="majorHAnsi" w:hAnsiTheme="majorHAnsi" w:cstheme="majorHAnsi"/>
+          <w:sz w:val="32"/>
+          <w:szCs w:val="32"/>
+        </w:rPr>
+        <w:t>lable</w:t>
+      </w:r>
+      <w:proofErr w:type="spellEnd"/>
+      <w:r>
+        <w:rPr>
+          <w:rFonts w:asciiTheme="majorHAnsi" w:hAnsiTheme="majorHAnsi" w:cstheme="majorHAnsi"/>
+          <w:sz w:val="32"/>
+          <w:szCs w:val="32"/>
+        </w:rPr>
+        <w:t xml:space="preserve"> </w:t>
+      </w:r>
+      <w:proofErr w:type="spellStart"/>
+      <w:r>
+        <w:rPr>
+          <w:rFonts w:asciiTheme="majorHAnsi" w:hAnsiTheme="majorHAnsi" w:cstheme="majorHAnsi"/>
+          <w:sz w:val="32"/>
+          <w:szCs w:val="32"/>
+        </w:rPr>
+        <w:t>nằm</w:t>
+      </w:r>
+      <w:proofErr w:type="spellEnd"/>
+      <w:r>
+        <w:rPr>
+          <w:rFonts w:asciiTheme="majorHAnsi" w:hAnsiTheme="majorHAnsi" w:cstheme="majorHAnsi"/>
+          <w:sz w:val="32"/>
+          <w:szCs w:val="32"/>
+        </w:rPr>
+        <w:t xml:space="preserve"> </w:t>
+      </w:r>
+      <w:proofErr w:type="spellStart"/>
+      <w:r>
+        <w:rPr>
+          <w:rFonts w:asciiTheme="majorHAnsi" w:hAnsiTheme="majorHAnsi" w:cstheme="majorHAnsi"/>
+          <w:sz w:val="32"/>
+          <w:szCs w:val="32"/>
+        </w:rPr>
+        <w:t>trên</w:t>
+      </w:r>
+      <w:proofErr w:type="spellEnd"/>
+      <w:r>
+        <w:rPr>
+          <w:rFonts w:asciiTheme="majorHAnsi" w:hAnsiTheme="majorHAnsi" w:cstheme="majorHAnsi"/>
+          <w:sz w:val="32"/>
+          <w:szCs w:val="32"/>
+        </w:rPr>
+        <w:t xml:space="preserve"> button book room</w:t>
       </w:r>
       <w:bookmarkStart w:id="0" w:name="_GoBack"/>
       <w:bookmarkEnd w:id="0"/>
+      <w:r>
+        <w:rPr>
+          <w:rFonts w:asciiTheme="majorHAnsi" w:hAnsiTheme="majorHAnsi" w:cstheme="majorHAnsi"/>
+          <w:sz w:val="32"/>
+          <w:szCs w:val="32"/>
+        </w:rPr>
+        <w:t xml:space="preserve"> </w:t>
+      </w:r>
+      <w:proofErr w:type="spellStart"/>
+      <w:r>
+        <w:rPr>
+          <w:rFonts w:asciiTheme="majorHAnsi" w:hAnsiTheme="majorHAnsi" w:cstheme="majorHAnsi"/>
+          <w:sz w:val="32"/>
+          <w:szCs w:val="32"/>
+        </w:rPr>
+        <w:t>để</w:t>
+      </w:r>
+      <w:proofErr w:type="spellEnd"/>
+      <w:r>
+        <w:rPr>
+          <w:rFonts w:asciiTheme="majorHAnsi" w:hAnsiTheme="majorHAnsi" w:cstheme="majorHAnsi"/>
+          <w:sz w:val="32"/>
+          <w:szCs w:val="32"/>
+        </w:rPr>
+        <w:t xml:space="preserve"> </w:t>
+      </w:r>
+      <w:proofErr w:type="spellStart"/>
+      <w:r>
+        <w:rPr>
+          <w:rFonts w:asciiTheme="majorHAnsi" w:hAnsiTheme="majorHAnsi" w:cstheme="majorHAnsi"/>
+          <w:sz w:val="32"/>
+          <w:szCs w:val="32"/>
+        </w:rPr>
+        <w:t>nhận</w:t>
+      </w:r>
+      <w:proofErr w:type="spellEnd"/>
+      <w:r>
+        <w:rPr>
+          <w:rFonts w:asciiTheme="majorHAnsi" w:hAnsiTheme="majorHAnsi" w:cstheme="majorHAnsi"/>
+          <w:sz w:val="32"/>
+          <w:szCs w:val="32"/>
+        </w:rPr>
+        <w:t xml:space="preserve"> </w:t>
+      </w:r>
+      <w:proofErr w:type="spellStart"/>
+      <w:r>
+        <w:rPr>
+          <w:rFonts w:asciiTheme="majorHAnsi" w:hAnsiTheme="majorHAnsi" w:cstheme="majorHAnsi"/>
+          <w:sz w:val="32"/>
+          <w:szCs w:val="32"/>
+        </w:rPr>
+        <w:t>biết</w:t>
+      </w:r>
+      <w:proofErr w:type="spellEnd"/>
+      <w:r>
+        <w:rPr>
+          <w:rFonts w:asciiTheme="majorHAnsi" w:hAnsiTheme="majorHAnsi" w:cstheme="majorHAnsi"/>
+          <w:sz w:val="32"/>
+          <w:szCs w:val="32"/>
+        </w:rPr>
+        <w:t xml:space="preserve"> book </w:t>
+      </w:r>
+      <w:proofErr w:type="spellStart"/>
+      <w:r>
+        <w:rPr>
+          <w:rFonts w:asciiTheme="majorHAnsi" w:hAnsiTheme="majorHAnsi" w:cstheme="majorHAnsi"/>
+          <w:sz w:val="32"/>
+          <w:szCs w:val="32"/>
+        </w:rPr>
+        <w:t>phòng</w:t>
+      </w:r>
+      <w:proofErr w:type="spellEnd"/>
+      <w:r>
+        <w:rPr>
+          <w:rFonts w:asciiTheme="majorHAnsi" w:hAnsiTheme="majorHAnsi" w:cstheme="majorHAnsi"/>
+          <w:sz w:val="32"/>
+          <w:szCs w:val="32"/>
+        </w:rPr>
+        <w:t xml:space="preserve"> </w:t>
+      </w:r>
+      <w:proofErr w:type="spellStart"/>
+      <w:r>
+        <w:rPr>
+          <w:rFonts w:asciiTheme="majorHAnsi" w:hAnsiTheme="majorHAnsi" w:cstheme="majorHAnsi"/>
+          <w:sz w:val="32"/>
+          <w:szCs w:val="32"/>
+        </w:rPr>
+        <w:t>nào</w:t>
+      </w:r>
+      <w:proofErr w:type="spellEnd"/>
     </w:p>
     <w:p>
       <w:pPr>
@@ -1637,10 +2087,202 @@
         <w:ind w:left="720"/>
         <w:rPr>
           <w:rFonts w:asciiTheme="majorHAnsi" w:hAnsiTheme="majorHAnsi" w:cstheme="majorHAnsi"/>
-          <w:sz w:val="32"/>
-          <w:szCs w:val="32"/>
-        </w:rPr>
-      </w:pPr>
+          <w:strike/>
+          <w:sz w:val="32"/>
+          <w:szCs w:val="32"/>
+        </w:rPr>
+      </w:pPr>
+      <w:proofErr w:type="spellStart"/>
+      <w:r>
+        <w:rPr>
+          <w:rFonts w:asciiTheme="majorHAnsi" w:hAnsiTheme="majorHAnsi" w:cstheme="majorHAnsi"/>
+          <w:strike/>
+          <w:sz w:val="32"/>
+          <w:szCs w:val="32"/>
+        </w:rPr>
+        <w:t>Thiếu</w:t>
+      </w:r>
+      <w:proofErr w:type="spellEnd"/>
+      <w:r>
+        <w:rPr>
+          <w:rFonts w:asciiTheme="majorHAnsi" w:hAnsiTheme="majorHAnsi" w:cstheme="majorHAnsi"/>
+          <w:strike/>
+          <w:sz w:val="32"/>
+          <w:szCs w:val="32"/>
+        </w:rPr>
+        <w:t xml:space="preserve"> </w:t>
+      </w:r>
+      <w:proofErr w:type="spellStart"/>
+      <w:r>
+        <w:rPr>
+          <w:rFonts w:asciiTheme="majorHAnsi" w:hAnsiTheme="majorHAnsi" w:cstheme="majorHAnsi"/>
+          <w:strike/>
+          <w:sz w:val="32"/>
+          <w:szCs w:val="32"/>
+        </w:rPr>
+        <w:t>lable</w:t>
+      </w:r>
+      <w:proofErr w:type="spellEnd"/>
+      <w:r>
+        <w:rPr>
+          <w:rFonts w:asciiTheme="majorHAnsi" w:hAnsiTheme="majorHAnsi" w:cstheme="majorHAnsi"/>
+          <w:strike/>
+          <w:sz w:val="32"/>
+          <w:szCs w:val="32"/>
+        </w:rPr>
+        <w:t xml:space="preserve"> </w:t>
+      </w:r>
+      <w:proofErr w:type="spellStart"/>
+      <w:r>
+        <w:rPr>
+          <w:rFonts w:asciiTheme="majorHAnsi" w:hAnsiTheme="majorHAnsi" w:cstheme="majorHAnsi"/>
+          <w:strike/>
+          <w:sz w:val="32"/>
+          <w:szCs w:val="32"/>
+        </w:rPr>
+        <w:t>nằm</w:t>
+      </w:r>
+      <w:proofErr w:type="spellEnd"/>
+      <w:r>
+        <w:rPr>
+          <w:rFonts w:asciiTheme="majorHAnsi" w:hAnsiTheme="majorHAnsi" w:cstheme="majorHAnsi"/>
+          <w:strike/>
+          <w:sz w:val="32"/>
+          <w:szCs w:val="32"/>
+        </w:rPr>
+        <w:t xml:space="preserve"> </w:t>
+      </w:r>
+      <w:proofErr w:type="spellStart"/>
+      <w:r>
+        <w:rPr>
+          <w:rFonts w:asciiTheme="majorHAnsi" w:hAnsiTheme="majorHAnsi" w:cstheme="majorHAnsi"/>
+          <w:strike/>
+          <w:sz w:val="32"/>
+          <w:szCs w:val="32"/>
+        </w:rPr>
+        <w:t>trên</w:t>
+      </w:r>
+      <w:proofErr w:type="spellEnd"/>
+      <w:r>
+        <w:rPr>
+          <w:rFonts w:asciiTheme="majorHAnsi" w:hAnsiTheme="majorHAnsi" w:cstheme="majorHAnsi"/>
+          <w:strike/>
+          <w:sz w:val="32"/>
+          <w:szCs w:val="32"/>
+        </w:rPr>
+        <w:t xml:space="preserve"> </w:t>
+      </w:r>
+      <w:proofErr w:type="spellStart"/>
+      <w:r>
+        <w:rPr>
+          <w:rFonts w:asciiTheme="majorHAnsi" w:hAnsiTheme="majorHAnsi" w:cstheme="majorHAnsi"/>
+          <w:strike/>
+          <w:sz w:val="32"/>
+          <w:szCs w:val="32"/>
+        </w:rPr>
+        <w:t>hình</w:t>
+      </w:r>
+      <w:proofErr w:type="spellEnd"/>
+      <w:r>
+        <w:rPr>
+          <w:rFonts w:asciiTheme="majorHAnsi" w:hAnsiTheme="majorHAnsi" w:cstheme="majorHAnsi"/>
+          <w:strike/>
+          <w:sz w:val="32"/>
+          <w:szCs w:val="32"/>
+        </w:rPr>
+        <w:t xml:space="preserve"> </w:t>
+      </w:r>
+      <w:proofErr w:type="spellStart"/>
+      <w:r>
+        <w:rPr>
+          <w:rFonts w:asciiTheme="majorHAnsi" w:hAnsiTheme="majorHAnsi" w:cstheme="majorHAnsi"/>
+          <w:strike/>
+          <w:sz w:val="32"/>
+          <w:szCs w:val="32"/>
+        </w:rPr>
+        <w:t>để</w:t>
+      </w:r>
+      <w:proofErr w:type="spellEnd"/>
+      <w:r>
+        <w:rPr>
+          <w:rFonts w:asciiTheme="majorHAnsi" w:hAnsiTheme="majorHAnsi" w:cstheme="majorHAnsi"/>
+          <w:strike/>
+          <w:sz w:val="32"/>
+          <w:szCs w:val="32"/>
+        </w:rPr>
+        <w:t xml:space="preserve"> </w:t>
+      </w:r>
+      <w:proofErr w:type="spellStart"/>
+      <w:r>
+        <w:rPr>
+          <w:rFonts w:asciiTheme="majorHAnsi" w:hAnsiTheme="majorHAnsi" w:cstheme="majorHAnsi"/>
+          <w:strike/>
+          <w:sz w:val="32"/>
+          <w:szCs w:val="32"/>
+        </w:rPr>
+        <w:t>nhận</w:t>
+      </w:r>
+      <w:proofErr w:type="spellEnd"/>
+      <w:r>
+        <w:rPr>
+          <w:rFonts w:asciiTheme="majorHAnsi" w:hAnsiTheme="majorHAnsi" w:cstheme="majorHAnsi"/>
+          <w:strike/>
+          <w:sz w:val="32"/>
+          <w:szCs w:val="32"/>
+        </w:rPr>
+        <w:t xml:space="preserve"> </w:t>
+      </w:r>
+      <w:proofErr w:type="spellStart"/>
+      <w:r>
+        <w:rPr>
+          <w:rFonts w:asciiTheme="majorHAnsi" w:hAnsiTheme="majorHAnsi" w:cstheme="majorHAnsi"/>
+          <w:strike/>
+          <w:sz w:val="32"/>
+          <w:szCs w:val="32"/>
+        </w:rPr>
+        <w:t>biết</w:t>
+      </w:r>
+      <w:proofErr w:type="spellEnd"/>
+      <w:r>
+        <w:rPr>
+          <w:rFonts w:asciiTheme="majorHAnsi" w:hAnsiTheme="majorHAnsi" w:cstheme="majorHAnsi"/>
+          <w:strike/>
+          <w:sz w:val="32"/>
+          <w:szCs w:val="32"/>
+        </w:rPr>
+        <w:t xml:space="preserve"> </w:t>
+      </w:r>
+      <w:proofErr w:type="spellStart"/>
+      <w:r>
+        <w:rPr>
+          <w:rFonts w:asciiTheme="majorHAnsi" w:hAnsiTheme="majorHAnsi" w:cstheme="majorHAnsi"/>
+          <w:strike/>
+          <w:sz w:val="32"/>
+          <w:szCs w:val="32"/>
+        </w:rPr>
+        <w:t>phòng</w:t>
+      </w:r>
+      <w:proofErr w:type="spellEnd"/>
+      <w:r>
+        <w:rPr>
+          <w:rFonts w:asciiTheme="majorHAnsi" w:hAnsiTheme="majorHAnsi" w:cstheme="majorHAnsi"/>
+          <w:strike/>
+          <w:sz w:val="32"/>
+          <w:szCs w:val="32"/>
+        </w:rPr>
+        <w:t xml:space="preserve"> </w:t>
+      </w:r>
+      <w:proofErr w:type="spellStart"/>
+      <w:r>
+        <w:rPr>
+          <w:rFonts w:asciiTheme="majorHAnsi" w:hAnsiTheme="majorHAnsi" w:cstheme="majorHAnsi"/>
+          <w:strike/>
+          <w:sz w:val="32"/>
+          <w:szCs w:val="32"/>
+        </w:rPr>
+        <w:t>nào</w:t>
+      </w:r>
+      <w:proofErr w:type="spellEnd"/>
     </w:p>
     <w:sectPr>
       <w:pgSz w:w="12240" w:h="15840"/>
